--- a/SUPABASE pl18-taller CONFIGURACIO.docx
+++ b/SUPABASE pl18-taller CONFIGURACIO.docx
@@ -3,193 +3,725 @@
 <w:document xmlns:wpc="http://schemas.microsoft.com/office/word/2010/wordprocessingCanvas" xmlns:cx="http://schemas.microsoft.com/office/drawing/2014/chartex" xmlns:cx1="http://schemas.microsoft.com/office/drawing/2015/9/8/chartex" xmlns:cx2="http://schemas.microsoft.com/office/drawing/2015/10/21/chartex" xmlns:cx3="http://schemas.microsoft.com/office/drawing/2016/5/9/chartex" xmlns:cx4="http://schemas.microsoft.com/office/drawing/2016/5/10/chartex" xmlns:cx5="http://schemas.microsoft.com/office/drawing/2016/5/11/chartex" xmlns:cx6="http://schemas.microsoft.com/office/drawing/2016/5/12/chartex" xmlns:cx7="http://schemas.microsoft.com/office/drawing/2016/5/13/chartex" xmlns:cx8="http://schemas.microsoft.com/office/drawing/2016/5/14/chartex" xmlns:mc="http://schemas.openxmlformats.org/markup-compatibility/2006" xmlns:aink="http://schemas.microsoft.com/office/drawing/2016/ink" xmlns:am3d="http://schemas.microsoft.com/office/drawing/2017/model3d" xmlns:o="urn:schemas-microsoft-com:office:office" xmlns:oel="http://schemas.microsoft.com/office/2019/extlst" xmlns:r="http://schemas.openxmlformats.org/officeDocument/2006/relationships" xmlns:m="http://schemas.openxmlformats.org/officeDocument/2006/math" xmlns:v="urn:schemas-microsoft-com:vml" xmlns:wp14="http://schemas.microsoft.com/office/word/2010/wordprocessingDrawing" xmlns:wp="http://schemas.openxmlformats.org/drawingml/2006/wordprocessingDrawing" xmlns:w10="urn:schemas-microsoft-com:office:word" xmlns:w="http://schemas.openxmlformats.org/wordprocessingml/2006/main" xmlns:w14="http://schemas.microsoft.com/office/word/2010/wordml" xmlns:w15="http://schemas.microsoft.com/office/word/2012/wordml" xmlns:w16cex="http://schemas.microsoft.com/office/word/2018/wordml/cex" xmlns:w16cid="http://schemas.microsoft.com/office/word/2016/wordml/cid" xmlns:w16="http://schemas.microsoft.com/office/word/2018/wordml" xmlns:w16du="http://schemas.microsoft.com/office/word/2023/wordml/word16du" xmlns:w16sdtdh="http://schemas.microsoft.com/office/word/2020/wordml/sdtdatahash" xmlns:w16sdtfl="http://schemas.microsoft.com/office/word/2024/wordml/sdtformatlock" xmlns:w16se="http://schemas.microsoft.com/office/word/2015/wordml/symex" xmlns:wpg="http://schemas.microsoft.com/office/word/2010/wordprocessingGroup" xmlns:wpi="http://schemas.microsoft.com/office/word/2010/wordprocessingInk" xmlns:wne="http://schemas.microsoft.com/office/word/2006/wordml" xmlns:wps="http://schemas.microsoft.com/office/word/2010/wordprocessingShape" mc:Ignorable="w14 w15 w16se w16cid w16 w16cex w16sdtdh w16sdtfl w16du wp14">
   <w:body>
     <w:p>
-      <w:proofErr w:type="spellStart"/>
-      <w:r>
+      <w:pPr>
+        <w:rPr>
+          <w:b/>
+          <w:bCs/>
+        </w:rPr>
+      </w:pPr>
+      <w:r>
+        <w:rPr>
+          <w:b/>
+          <w:bCs/>
+        </w:rPr>
         <w:t>SUPABASE</w:t>
       </w:r>
-      <w:proofErr w:type="spellEnd"/>
-      <w:r>
-        <w:t xml:space="preserve"> </w:t>
-      </w:r>
-      <w:proofErr w:type="spellStart"/>
-      <w:r>
-        <w:t>pl18</w:t>
-      </w:r>
-      <w:proofErr w:type="spellEnd"/>
-      <w:r>
-        <w:t>-taller</w:t>
+      <w:r>
+        <w:rPr>
+          <w:b/>
+          <w:bCs/>
+        </w:rPr>
+        <w:t xml:space="preserve"> pl18-taller</w:t>
       </w:r>
     </w:p>
     <w:p/>
-    <w:p/>
-    <w:p>
-      <w:proofErr w:type="spellStart"/>
-      <w:r>
-        <w:t>User</w:t>
-      </w:r>
-      <w:proofErr w:type="spellEnd"/>
-      <w:r>
-        <w:t xml:space="preserve">: </w:t>
-      </w:r>
-      <w:hyperlink r:id="rId4" w:history="1">
-        <w:proofErr w:type="spellStart"/>
+    <w:p>
+      <w:pPr>
+        <w:pStyle w:val="Prrafodelista"/>
+        <w:numPr>
+          <w:ilvl w:val="0"/>
+          <w:numId w:val="1"/>
+        </w:numPr>
+      </w:pPr>
+      <w:r>
+        <w:rPr>
+          <w:b/>
+          <w:bCs/>
+        </w:rPr>
+        <w:t>Instal·lació a PC:</w:t>
+      </w:r>
+      <w:r>
+        <w:br/>
+      </w:r>
+      <w:hyperlink r:id="rId5" w:history="1">
         <w:r>
           <w:rPr>
             <w:rStyle w:val="Hipervnculo"/>
           </w:rPr>
-          <w:t>lss@pl18.com</w:t>
+          <w:t>https://pl18-taller.vercel.app/</w:t>
         </w:r>
-        <w:proofErr w:type="spellEnd"/>
       </w:hyperlink>
-      <w:r>
+    </w:p>
+    <w:p>
+      <w:pPr>
+        <w:rPr>
+          <w:b/>
+          <w:bCs/>
+        </w:rPr>
+      </w:pPr>
+    </w:p>
+    <w:p>
+      <w:pPr>
+        <w:pStyle w:val="Prrafodelista"/>
+        <w:numPr>
+          <w:ilvl w:val="0"/>
+          <w:numId w:val="1"/>
+        </w:numPr>
+        <w:rPr>
+          <w:noProof/>
+        </w:rPr>
+      </w:pPr>
+      <w:r>
+        <w:rPr>
+          <w:b/>
+          <w:bCs/>
+        </w:rPr>
+        <w:t>Instal·lació a mòbil (Iphone)</w:t>
+      </w:r>
+      <w:r>
+        <w:rPr>
+          <w:b/>
+          <w:bCs/>
+        </w:rPr>
         <w:br/>
       </w:r>
-      <w:proofErr w:type="spellStart"/>
-      <w:r>
-        <w:t>Password</w:t>
-      </w:r>
-      <w:proofErr w:type="spellEnd"/>
-      <w:r>
-        <w:t xml:space="preserve">: </w:t>
-      </w:r>
-      <w:proofErr w:type="spellStart"/>
-      <w:r>
-        <w:t>120263Pl18</w:t>
-      </w:r>
-      <w:proofErr w:type="spellEnd"/>
-      <w:r>
-        <w:t>!</w:t>
-      </w:r>
-    </w:p>
-    <w:p>
-      <w:r>
-        <w:t xml:space="preserve">Organització: </w:t>
-      </w:r>
-      <w:proofErr w:type="spellStart"/>
-      <w:r>
-        <w:t>pl18</w:t>
-      </w:r>
-      <w:proofErr w:type="spellEnd"/>
-    </w:p>
-    <w:p>
-      <w:r>
-        <w:t xml:space="preserve">Projecte: </w:t>
-      </w:r>
-      <w:proofErr w:type="spellStart"/>
-      <w:r>
-        <w:t>pl18</w:t>
-      </w:r>
-      <w:proofErr w:type="spellEnd"/>
-      <w:r>
-        <w:t>-taller</w:t>
-      </w:r>
-    </w:p>
-    <w:p>
-      <w:proofErr w:type="spellStart"/>
-      <w:r>
-        <w:t>Database</w:t>
-      </w:r>
-      <w:proofErr w:type="spellEnd"/>
-      <w:r>
-        <w:t xml:space="preserve"> </w:t>
-      </w:r>
-      <w:proofErr w:type="spellStart"/>
-      <w:r>
-        <w:t>password</w:t>
-      </w:r>
-      <w:proofErr w:type="spellEnd"/>
-      <w:r>
-        <w:t xml:space="preserve">: </w:t>
-      </w:r>
-      <w:proofErr w:type="spellStart"/>
-      <w:r>
-        <w:t>lawDqoI5ueZi8IC7</w:t>
-      </w:r>
-      <w:proofErr w:type="spellEnd"/>
-    </w:p>
-    <w:p>
-      <w:r>
-        <w:t xml:space="preserve">URL del projecte: </w:t>
-      </w:r>
-      <w:hyperlink r:id="rId5" w:history="1">
-        <w:proofErr w:type="spellStart"/>
-        <w:r>
-          <w:rPr>
-            <w:rStyle w:val="Hipervnculo"/>
-          </w:rPr>
-          <w:t>https</w:t>
-        </w:r>
-        <w:proofErr w:type="spellEnd"/>
-        <w:r>
-          <w:rPr>
-            <w:rStyle w:val="Hipervnculo"/>
-          </w:rPr>
-          <w:t>://</w:t>
-        </w:r>
-        <w:proofErr w:type="spellStart"/>
-        <w:r>
-          <w:rPr>
-            <w:rStyle w:val="Hipervnculo"/>
-          </w:rPr>
-          <w:t>acxrmvfbhedxyukbbycw.supabase.co</w:t>
-        </w:r>
-        <w:proofErr w:type="spellEnd"/>
-      </w:hyperlink>
       <w:r>
         <w:br/>
-        <w:t xml:space="preserve">Clau publicable: </w:t>
-      </w:r>
-      <w:proofErr w:type="spellStart"/>
-      <w:r>
-        <w:t>sb_publishable_YNIrSLjAQB5VeHRyBq7b8w_x8Gh8oou</w:t>
-      </w:r>
-      <w:proofErr w:type="spellEnd"/>
-    </w:p>
-    <w:p>
+        <w:t xml:space="preserve">A Safari, obrir </w:t>
+      </w:r>
+      <w:r>
+        <w:t>https://pl18-taller.vercel.app/</w:t>
+      </w:r>
+      <w:r>
+        <w:br/>
+        <w:t>Pica la icona de compartir o els tres puntets que hi ha a la part baixa de la pantalla (depèn de la versió IOS):</w:t>
+      </w:r>
+    </w:p>
+    <w:p>
+      <w:r>
+        <w:rPr>
+          <w:noProof/>
+        </w:rPr>
+        <w:drawing>
+          <wp:inline distT="0" distB="0" distL="0" distR="0" wp14:anchorId="20692CD7" wp14:editId="0C429060">
+            <wp:extent cx="345863" cy="409575"/>
+            <wp:effectExtent l="0" t="0" r="0" b="0"/>
+            <wp:docPr id="577743374" name="Imagen 1" descr="Icono monolítico del símbolo de compartir"/>
+            <wp:cNvGraphicFramePr>
+              <a:graphicFrameLocks xmlns:a="http://schemas.openxmlformats.org/drawingml/2006/main" noChangeAspect="1"/>
+            </wp:cNvGraphicFramePr>
+            <a:graphic xmlns:a="http://schemas.openxmlformats.org/drawingml/2006/main">
+              <a:graphicData uri="http://schemas.openxmlformats.org/drawingml/2006/picture">
+                <pic:pic xmlns:pic="http://schemas.openxmlformats.org/drawingml/2006/picture">
+                  <pic:nvPicPr>
+                    <pic:cNvPr id="0" name="Picture 1" descr="Icono monolítico del símbolo de compartir"/>
+                    <pic:cNvPicPr>
+                      <a:picLocks noChangeAspect="1" noChangeArrowheads="1"/>
+                    </pic:cNvPicPr>
+                  </pic:nvPicPr>
+                  <pic:blipFill rotWithShape="1">
+                    <a:blip r:embed="rId6">
+                      <a:extLst>
+                        <a:ext uri="{28A0092B-C50C-407E-A947-70E740481C1C}">
+                          <a14:useLocalDpi xmlns:a14="http://schemas.microsoft.com/office/drawing/2010/main" val="0"/>
+                        </a:ext>
+                      </a:extLst>
+                    </a:blip>
+                    <a:srcRect l="31372" t="21875" r="31372" b="31250"/>
+                    <a:stretch>
+                      <a:fillRect/>
+                    </a:stretch>
+                  </pic:blipFill>
+                  <pic:spPr bwMode="auto">
+                    <a:xfrm>
+                      <a:off x="0" y="0"/>
+                      <a:ext cx="348268" cy="412423"/>
+                    </a:xfrm>
+                    <a:prstGeom prst="rect">
+                      <a:avLst/>
+                    </a:prstGeom>
+                    <a:noFill/>
+                    <a:ln>
+                      <a:noFill/>
+                    </a:ln>
+                    <a:extLst>
+                      <a:ext uri="{53640926-AAD7-44D8-BBD7-CCE9431645EC}">
+                        <a14:shadowObscured xmlns:a14="http://schemas.microsoft.com/office/drawing/2010/main"/>
+                      </a:ext>
+                    </a:extLst>
+                  </pic:spPr>
+                </pic:pic>
+              </a:graphicData>
+            </a:graphic>
+          </wp:inline>
+        </w:drawing>
+      </w:r>
+      <w:r>
+        <w:t xml:space="preserve">               /              </w:t>
+      </w:r>
+      <w:r>
+        <w:rPr>
+          <w:noProof/>
+        </w:rPr>
+        <w:drawing>
+          <wp:inline distT="0" distB="0" distL="0" distR="0" wp14:anchorId="66F18CE8" wp14:editId="394F4772">
+            <wp:extent cx="295275" cy="295275"/>
+            <wp:effectExtent l="0" t="0" r="9525" b="9525"/>
+            <wp:docPr id="1232520349" name="Imagen 2" descr="Iconos Blancos de Tres puntos - Descarga SVG, PNG, GIF Gratis"/>
+            <wp:cNvGraphicFramePr>
+              <a:graphicFrameLocks xmlns:a="http://schemas.openxmlformats.org/drawingml/2006/main" noChangeAspect="1"/>
+            </wp:cNvGraphicFramePr>
+            <a:graphic xmlns:a="http://schemas.openxmlformats.org/drawingml/2006/main">
+              <a:graphicData uri="http://schemas.openxmlformats.org/drawingml/2006/picture">
+                <pic:pic xmlns:pic="http://schemas.openxmlformats.org/drawingml/2006/picture">
+                  <pic:nvPicPr>
+                    <pic:cNvPr id="0" name="Picture 3" descr="Iconos Blancos de Tres puntos - Descarga SVG, PNG, GIF Gratis"/>
+                    <pic:cNvPicPr>
+                      <a:picLocks noChangeAspect="1" noChangeArrowheads="1"/>
+                    </pic:cNvPicPr>
+                  </pic:nvPicPr>
+                  <pic:blipFill>
+                    <a:blip r:embed="rId7" cstate="print">
+                      <a:extLst>
+                        <a:ext uri="{28A0092B-C50C-407E-A947-70E740481C1C}">
+                          <a14:useLocalDpi xmlns:a14="http://schemas.microsoft.com/office/drawing/2010/main" val="0"/>
+                        </a:ext>
+                      </a:extLst>
+                    </a:blip>
+                    <a:srcRect/>
+                    <a:stretch>
+                      <a:fillRect/>
+                    </a:stretch>
+                  </pic:blipFill>
+                  <pic:spPr bwMode="auto">
+                    <a:xfrm>
+                      <a:off x="0" y="0"/>
+                      <a:ext cx="295275" cy="295275"/>
+                    </a:xfrm>
+                    <a:prstGeom prst="rect">
+                      <a:avLst/>
+                    </a:prstGeom>
+                    <a:noFill/>
+                    <a:ln>
+                      <a:noFill/>
+                    </a:ln>
+                  </pic:spPr>
+                </pic:pic>
+              </a:graphicData>
+            </a:graphic>
+          </wp:inline>
+        </w:drawing>
+      </w:r>
+    </w:p>
+    <w:p/>
+    <w:p>
+      <w:r>
+        <w:t>Cerca l’opció “Afegir a la pantalla d’inici”</w:t>
+      </w:r>
+      <w:r>
+        <w:br/>
+      </w:r>
+      <w:r>
+        <w:drawing>
+          <wp:inline distT="0" distB="0" distL="0" distR="0" wp14:anchorId="1CC78AC6" wp14:editId="2E2389A6">
+            <wp:extent cx="847843" cy="1066949"/>
+            <wp:effectExtent l="0" t="0" r="9525" b="0"/>
+            <wp:docPr id="652881402" name="Imagen 1"/>
+            <wp:cNvGraphicFramePr>
+              <a:graphicFrameLocks xmlns:a="http://schemas.openxmlformats.org/drawingml/2006/main" noChangeAspect="1"/>
+            </wp:cNvGraphicFramePr>
+            <a:graphic xmlns:a="http://schemas.openxmlformats.org/drawingml/2006/main">
+              <a:graphicData uri="http://schemas.openxmlformats.org/drawingml/2006/picture">
+                <pic:pic xmlns:pic="http://schemas.openxmlformats.org/drawingml/2006/picture">
+                  <pic:nvPicPr>
+                    <pic:cNvPr id="652881402" name=""/>
+                    <pic:cNvPicPr/>
+                  </pic:nvPicPr>
+                  <pic:blipFill>
+                    <a:blip r:embed="rId8"/>
+                    <a:stretch>
+                      <a:fillRect/>
+                    </a:stretch>
+                  </pic:blipFill>
+                  <pic:spPr>
+                    <a:xfrm>
+                      <a:off x="0" y="0"/>
+                      <a:ext cx="847843" cy="1066949"/>
+                    </a:xfrm>
+                    <a:prstGeom prst="rect">
+                      <a:avLst/>
+                    </a:prstGeom>
+                  </pic:spPr>
+                </pic:pic>
+              </a:graphicData>
+            </a:graphic>
+          </wp:inline>
+        </w:drawing>
+      </w:r>
+    </w:p>
+    <w:p>
+      <w:r>
+        <w:t>Un cop afegida, obrir amb qualsevol navegador i operar les icones de a baix a la dreta:</w:t>
+      </w:r>
+    </w:p>
+    <w:p>
+      <w:r>
+        <w:drawing>
+          <wp:inline distT="0" distB="0" distL="0" distR="0" wp14:anchorId="21288BCE" wp14:editId="2B883115">
+            <wp:extent cx="2743583" cy="409632"/>
+            <wp:effectExtent l="0" t="0" r="0" b="9525"/>
+            <wp:docPr id="1642486797" name="Imagen 1"/>
+            <wp:cNvGraphicFramePr>
+              <a:graphicFrameLocks xmlns:a="http://schemas.openxmlformats.org/drawingml/2006/main" noChangeAspect="1"/>
+            </wp:cNvGraphicFramePr>
+            <a:graphic xmlns:a="http://schemas.openxmlformats.org/drawingml/2006/main">
+              <a:graphicData uri="http://schemas.openxmlformats.org/drawingml/2006/picture">
+                <pic:pic xmlns:pic="http://schemas.openxmlformats.org/drawingml/2006/picture">
+                  <pic:nvPicPr>
+                    <pic:cNvPr id="1642486797" name=""/>
+                    <pic:cNvPicPr/>
+                  </pic:nvPicPr>
+                  <pic:blipFill>
+                    <a:blip r:embed="rId9"/>
+                    <a:stretch>
+                      <a:fillRect/>
+                    </a:stretch>
+                  </pic:blipFill>
+                  <pic:spPr>
+                    <a:xfrm>
+                      <a:off x="0" y="0"/>
+                      <a:ext cx="2743583" cy="409632"/>
+                    </a:xfrm>
+                    <a:prstGeom prst="rect">
+                      <a:avLst/>
+                    </a:prstGeom>
+                  </pic:spPr>
+                </pic:pic>
+              </a:graphicData>
+            </a:graphic>
+          </wp:inline>
+        </w:drawing>
+      </w:r>
+    </w:p>
+    <w:p>
+      <w:r>
+        <w:t>Activar PINs: reseteja tots els PIN al valor inicial 181818</w:t>
+      </w:r>
+      <w:r>
+        <w:br/>
+        <w:t>Activar avisos: Permet rebre notificacions PUSH cada cop que algú faci un canvi al tauler</w:t>
+      </w:r>
+      <w:r>
+        <w:br/>
+        <w:t>Canviar PIN: pots escriure el teu PIN privat (6 dígits)</w:t>
+      </w:r>
+    </w:p>
+    <w:p/>
+    <w:p>
+      <w:pPr>
+        <w:pStyle w:val="Prrafodelista"/>
+        <w:numPr>
+          <w:ilvl w:val="0"/>
+          <w:numId w:val="1"/>
+        </w:numPr>
+        <w:rPr>
+          <w:b/>
+          <w:bCs/>
+        </w:rPr>
+      </w:pPr>
+      <w:r>
+        <w:rPr>
+          <w:b/>
+          <w:bCs/>
+        </w:rPr>
+        <w:t>Funcions bàsiques</w:t>
+      </w:r>
+    </w:p>
+    <w:p>
+      <w:pPr>
+        <w:pStyle w:val="Prrafodelista"/>
+        <w:rPr>
+          <w:b/>
+          <w:bCs/>
+        </w:rPr>
+      </w:pPr>
+    </w:p>
+    <w:p>
+      <w:pPr>
+        <w:pStyle w:val="Prrafodelista"/>
+        <w:numPr>
+          <w:ilvl w:val="1"/>
+          <w:numId w:val="1"/>
+        </w:numPr>
+        <w:rPr>
+          <w:b/>
+          <w:bCs/>
+        </w:rPr>
+      </w:pPr>
+      <w:r>
+        <w:rPr>
+          <w:b/>
+          <w:bCs/>
+        </w:rPr>
+        <w:t>Accés</w:t>
+      </w:r>
+    </w:p>
+    <w:p>
+      <w:r>
+        <w:t xml:space="preserve">Selecciona el teu nom d’administrador, introdueix el PIN de sis dígits i prem </w:t>
+      </w:r>
+      <w:r>
+        <w:rPr>
+          <w:b/>
+          <w:bCs/>
+        </w:rPr>
+        <w:t>Entrar</w:t>
+      </w:r>
+      <w:r>
+        <w:t>. Els administradors poden modificar la distribució; la resta d’usuaris només la poden consultar.</w:t>
+      </w:r>
+    </w:p>
+    <w:p>
+      <w:pPr>
+        <w:pStyle w:val="Prrafodelista"/>
+        <w:numPr>
+          <w:ilvl w:val="1"/>
+          <w:numId w:val="1"/>
+        </w:numPr>
+        <w:rPr>
+          <w:b/>
+          <w:bCs/>
+        </w:rPr>
+      </w:pPr>
+      <w:r>
+        <w:rPr>
+          <w:b/>
+          <w:bCs/>
+        </w:rPr>
+        <w:t>Data i torn</w:t>
+      </w:r>
+    </w:p>
+    <w:p>
+      <w:r>
+        <w:lastRenderedPageBreak/>
+        <w:t xml:space="preserve">A la capçalera pots seleccionar la </w:t>
+      </w:r>
+      <w:r>
+        <w:rPr>
+          <w:b/>
+          <w:bCs/>
+        </w:rPr>
+        <w:t>data</w:t>
+      </w:r>
+      <w:r>
+        <w:t xml:space="preserve"> de la planificació i el </w:t>
+      </w:r>
+      <w:r>
+        <w:rPr>
+          <w:b/>
+          <w:bCs/>
+        </w:rPr>
+        <w:t>torn</w:t>
+      </w:r>
+      <w:r>
+        <w:t>:</w:t>
+      </w:r>
+    </w:p>
+    <w:p>
+      <w:pPr>
+        <w:numPr>
+          <w:ilvl w:val="0"/>
+          <w:numId w:val="2"/>
+        </w:numPr>
+      </w:pPr>
+      <w:r>
+        <w:rPr>
+          <w:b/>
+          <w:bCs/>
+        </w:rPr>
+        <w:t>Matí</w:t>
+      </w:r>
+    </w:p>
+    <w:p>
+      <w:pPr>
+        <w:numPr>
+          <w:ilvl w:val="0"/>
+          <w:numId w:val="2"/>
+        </w:numPr>
+      </w:pPr>
+      <w:r>
+        <w:rPr>
+          <w:b/>
+          <w:bCs/>
+        </w:rPr>
+        <w:t>Horabaixa</w:t>
+      </w:r>
+    </w:p>
+    <w:p>
+      <w:r>
+        <w:t>En passar d’un torn a l’altre, es conserva inicialment la distribució de l’altre torn, que després es pot ajustar.</w:t>
+      </w:r>
+    </w:p>
+    <w:p>
+      <w:pPr>
+        <w:pStyle w:val="Prrafodelista"/>
+        <w:numPr>
+          <w:ilvl w:val="1"/>
+          <w:numId w:val="1"/>
+        </w:numPr>
+        <w:rPr>
+          <w:b/>
+          <w:bCs/>
+        </w:rPr>
+      </w:pPr>
+      <w:r>
+        <w:rPr>
+          <w:b/>
+          <w:bCs/>
+        </w:rPr>
+        <w:t>Assignar personal</w:t>
+      </w:r>
+    </w:p>
+    <w:p>
+      <w:r>
+        <w:t>Al PC, arrossega cada persona fins a l’espai corresponent. Al mòbil, toca primer la persona i després toca l’espai de destinació.</w:t>
+      </w:r>
+    </w:p>
+    <w:p>
+      <w:r>
+        <w:t xml:space="preserve">Els espais disponibles són: </w:t>
+      </w:r>
+      <w:r>
+        <w:rPr>
+          <w:b/>
+          <w:bCs/>
+        </w:rPr>
+        <w:t>Taller (Serigrafia), Pantalles, Brodat, DTF, Magatzem i Disseny</w:t>
+      </w:r>
       <w:r>
         <w:t>.</w:t>
       </w:r>
-      <w:proofErr w:type="spellStart"/>
-      <w:r>
-        <w:t>env.local</w:t>
-      </w:r>
-      <w:proofErr w:type="spellEnd"/>
-      <w:r>
-        <w:br/>
-      </w:r>
-      <w:r>
-        <w:t>NEXT_PUBLIC_SUPABASE_URL=https://acxrmvfbhedxyukbbycw.supabase.co</w:t>
-      </w:r>
-    </w:p>
-    <w:p>
-      <w:r>
-        <w:t>NEXT_PUBLIC_SUPABASE_PUBLISHABLE_KEY=sb_publishable_YNIrSLjAQB5VeHRyBq7b8w_x8Gh8oou</w:t>
-      </w:r>
-    </w:p>
-    <w:p>
-      <w:proofErr w:type="spellStart"/>
-      <w:r>
-        <w:t>Twilio</w:t>
-      </w:r>
-      <w:proofErr w:type="spellEnd"/>
-      <w:r>
-        <w:br/>
-        <w:t xml:space="preserve">Service </w:t>
-      </w:r>
-      <w:proofErr w:type="spellStart"/>
-      <w:r>
-        <w:t>SID</w:t>
-      </w:r>
-      <w:proofErr w:type="spellEnd"/>
-      <w:r>
-        <w:t xml:space="preserve">: </w:t>
-      </w:r>
-      <w:proofErr w:type="spellStart"/>
-      <w:r>
-        <w:t>VAf6cb86bd08e82e854ebc4de0f5724d27</w:t>
-      </w:r>
-      <w:proofErr w:type="spellEnd"/>
-    </w:p>
+    </w:p>
+    <w:p>
+      <w:r>
+        <w:t>Per tornar una persona a la llista de disponibles, toca la seva targeta dins l’espai on està assignada.</w:t>
+      </w:r>
+    </w:p>
+    <w:p>
+      <w:pPr>
+        <w:pStyle w:val="Prrafodelista"/>
+        <w:numPr>
+          <w:ilvl w:val="1"/>
+          <w:numId w:val="1"/>
+        </w:numPr>
+        <w:rPr>
+          <w:b/>
+          <w:bCs/>
+        </w:rPr>
+      </w:pPr>
+      <w:r>
+        <w:rPr>
+          <w:b/>
+          <w:bCs/>
+        </w:rPr>
+        <w:t>Personal no disponible</w:t>
+      </w:r>
+    </w:p>
+    <w:p>
+      <w:r>
+        <w:t xml:space="preserve">Per indicar una baixa, vacances o absència, envia la persona a </w:t>
+      </w:r>
+      <w:r>
+        <w:rPr>
+          <w:b/>
+          <w:bCs/>
+        </w:rPr>
+        <w:t>Personal no disponible</w:t>
+      </w:r>
+      <w:r>
+        <w:t>. Al mòbil, toca la persona i després aquesta secció.</w:t>
+      </w:r>
+    </w:p>
+    <w:p>
+      <w:r>
+        <w:t>Per tornar-la a activar, toca la seva targeta dins la llista de personal no disponible.</w:t>
+      </w:r>
+    </w:p>
+    <w:p>
+      <w:pPr>
+        <w:pStyle w:val="Prrafodelista"/>
+        <w:numPr>
+          <w:ilvl w:val="1"/>
+          <w:numId w:val="1"/>
+        </w:numPr>
+        <w:rPr>
+          <w:b/>
+          <w:bCs/>
+        </w:rPr>
+      </w:pPr>
+      <w:r>
+        <w:rPr>
+          <w:b/>
+          <w:bCs/>
+        </w:rPr>
+        <w:t>Proposta mínima</w:t>
+      </w:r>
+    </w:p>
+    <w:p>
+      <w:r>
+        <w:t xml:space="preserve">El botó </w:t>
+      </w:r>
+      <w:r>
+        <w:rPr>
+          <w:b/>
+          <w:bCs/>
+        </w:rPr>
+        <w:t>Aplicar proposta mínima</w:t>
+      </w:r>
+      <w:r>
+        <w:t xml:space="preserve"> crea una distribució automàtica tenint en compte les preferències, les persones responsables, les restriccions horàries i les cobertures mínimes de Brodat, DTF i Magatzem.</w:t>
+      </w:r>
+    </w:p>
+    <w:p>
+      <w:r>
+        <w:t>Després es pot modificar manualment segons les necessitats del dia.</w:t>
+      </w:r>
+    </w:p>
+    <w:p>
+      <w:pPr>
+        <w:pStyle w:val="Prrafodelista"/>
+        <w:numPr>
+          <w:ilvl w:val="1"/>
+          <w:numId w:val="1"/>
+        </w:numPr>
+        <w:rPr>
+          <w:b/>
+          <w:bCs/>
+        </w:rPr>
+      </w:pPr>
+      <w:r>
+        <w:rPr>
+          <w:b/>
+          <w:bCs/>
+        </w:rPr>
+        <w:t>Personal i regles</w:t>
+      </w:r>
+    </w:p>
+    <w:p>
+      <w:pPr>
+        <w:numPr>
+          <w:ilvl w:val="0"/>
+          <w:numId w:val="3"/>
+        </w:numPr>
+      </w:pPr>
+      <w:r>
+        <w:rPr>
+          <w:b/>
+          <w:bCs/>
+        </w:rPr>
+        <w:t>Gestionar personal</w:t>
+      </w:r>
+      <w:r>
+        <w:t xml:space="preserve"> permet consultar i editar les dades, preferències, disponibilitat horària i situació de cada treballador.</w:t>
+      </w:r>
+    </w:p>
+    <w:p>
+      <w:pPr>
+        <w:numPr>
+          <w:ilvl w:val="0"/>
+          <w:numId w:val="3"/>
+        </w:numPr>
+      </w:pPr>
+      <w:r>
+        <w:rPr>
+          <w:b/>
+          <w:bCs/>
+        </w:rPr>
+        <w:t>Gestionar regles</w:t>
+      </w:r>
+      <w:r>
+        <w:t xml:space="preserve"> permet modificar les condicions de la proposta mínima.</w:t>
+      </w:r>
+    </w:p>
+    <w:p>
+      <w:r>
+        <w:t>Els canvis fets en aquestes pàgines s’apliquen al tauler.</w:t>
+      </w:r>
+    </w:p>
+    <w:p>
+      <w:pPr>
+        <w:pStyle w:val="Prrafodelista"/>
+        <w:numPr>
+          <w:ilvl w:val="1"/>
+          <w:numId w:val="1"/>
+        </w:numPr>
+        <w:rPr>
+          <w:b/>
+          <w:bCs/>
+        </w:rPr>
+      </w:pPr>
+      <w:r>
+        <w:rPr>
+          <w:b/>
+          <w:bCs/>
+        </w:rPr>
+        <w:t>Avisos</w:t>
+      </w:r>
+    </w:p>
+    <w:p>
+      <w:r>
+        <w:t xml:space="preserve">Prem </w:t>
+      </w:r>
+      <w:r>
+        <w:rPr>
+          <w:b/>
+          <w:bCs/>
+        </w:rPr>
+        <w:t>Activar avisos</w:t>
+      </w:r>
+      <w:r>
+        <w:t xml:space="preserve"> en cada dispositiu on vulguis rebre notificacions. Quan un administrador modifica el tauler, els altres administradors reben un avís amb el seu nom.</w:t>
+      </w:r>
+    </w:p>
+    <w:p>
+      <w:pPr>
+        <w:pStyle w:val="Prrafodelista"/>
+        <w:numPr>
+          <w:ilvl w:val="1"/>
+          <w:numId w:val="1"/>
+        </w:numPr>
+        <w:rPr>
+          <w:b/>
+          <w:bCs/>
+        </w:rPr>
+      </w:pPr>
+      <w:r>
+        <w:rPr>
+          <w:b/>
+          <w:bCs/>
+        </w:rPr>
+        <w:t>Generar PDF</w:t>
+      </w:r>
+    </w:p>
+    <w:p>
+      <w:r>
+        <w:lastRenderedPageBreak/>
+        <w:t xml:space="preserve">Prem </w:t>
+      </w:r>
+      <w:r>
+        <w:rPr>
+          <w:b/>
+          <w:bCs/>
+        </w:rPr>
+        <w:t>Generar PDF</w:t>
+      </w:r>
+      <w:r>
+        <w:t xml:space="preserve"> per obtenir la planificació del dia i torn seleccionats. S’obrirà directament la vista d’impressió amb el plànol i els colors dels espais.</w:t>
+      </w:r>
+    </w:p>
+    <w:p/>
+    <w:p/>
+    <w:p/>
     <w:sectPr>
       <w:pgSz w:w="11906" w:h="16838"/>
       <w:pgMar w:top="1417" w:right="1701" w:bottom="1417" w:left="1701" w:header="708" w:footer="708" w:gutter="0"/>
@@ -198,6 +730,439 @@
     </w:sectPr>
   </w:body>
 </w:document>
+</file>
+
+<file path=word/numbering.xml><?xml version="1.0" encoding="utf-8"?>
+<w:numbering xmlns:wpc="http://schemas.microsoft.com/office/word/2010/wordprocessingCanvas" xmlns:cx="http://schemas.microsoft.com/office/drawing/2014/chartex" xmlns:cx1="http://schemas.microsoft.com/office/drawing/2015/9/8/chartex" xmlns:cx2="http://schemas.microsoft.com/office/drawing/2015/10/21/chartex" xmlns:cx3="http://schemas.microsoft.com/office/drawing/2016/5/9/chartex" xmlns:cx4="http://schemas.microsoft.com/office/drawing/2016/5/10/chartex" xmlns:cx5="http://schemas.microsoft.com/office/drawing/2016/5/11/chartex" xmlns:cx6="http://schemas.microsoft.com/office/drawing/2016/5/12/chartex" xmlns:cx7="http://schemas.microsoft.com/office/drawing/2016/5/13/chartex" xmlns:cx8="http://schemas.microsoft.com/office/drawing/2016/5/14/chartex" xmlns:mc="http://schemas.openxmlformats.org/markup-compatibility/2006" xmlns:aink="http://schemas.microsoft.com/office/drawing/2016/ink" xmlns:am3d="http://schemas.microsoft.com/office/drawing/2017/model3d" xmlns:o="urn:schemas-microsoft-com:office:office" xmlns:oel="http://schemas.microsoft.com/office/2019/extlst" xmlns:r="http://schemas.openxmlformats.org/officeDocument/2006/relationships" xmlns:m="http://schemas.openxmlformats.org/officeDocument/2006/math" xmlns:v="urn:schemas-microsoft-com:vml" xmlns:wp14="http://schemas.microsoft.com/office/word/2010/wordprocessingDrawing" xmlns:wp="http://schemas.openxmlformats.org/drawingml/2006/wordprocessingDrawing" xmlns:w10="urn:schemas-microsoft-com:office:word" xmlns:w="http://schemas.openxmlformats.org/wordprocessingml/2006/main" xmlns:w14="http://schemas.microsoft.com/office/word/2010/wordml" xmlns:w15="http://schemas.microsoft.com/office/word/2012/wordml" xmlns:w16cex="http://schemas.microsoft.com/office/word/2018/wordml/cex" xmlns:w16cid="http://schemas.microsoft.com/office/word/2016/wordml/cid" xmlns:w16="http://schemas.microsoft.com/office/word/2018/wordml" xmlns:w16du="http://schemas.microsoft.com/office/word/2023/wordml/word16du" xmlns:w16sdtdh="http://schemas.microsoft.com/office/word/2020/wordml/sdtdatahash" xmlns:w16sdtfl="http://schemas.microsoft.com/office/word/2024/wordml/sdtformatlock" xmlns:w16se="http://schemas.microsoft.com/office/word/2015/wordml/symex" xmlns:wpg="http://schemas.microsoft.com/office/word/2010/wordprocessingGroup" xmlns:wpi="http://schemas.microsoft.com/office/word/2010/wordprocessingInk" xmlns:wne="http://schemas.microsoft.com/office/word/2006/wordml" xmlns:wps="http://schemas.microsoft.com/office/word/2010/wordprocessingShape" mc:Ignorable="w14 w15 w16se w16cid w16 w16cex w16sdtdh w16sdtfl w16du wp14">
+  <w:abstractNum w:abstractNumId="0" w15:restartNumberingAfterBreak="0">
+    <w:nsid w:val="2C4D4EBD"/>
+    <w:multiLevelType w:val="multilevel"/>
+    <w:tmpl w:val="5802AB5A"/>
+    <w:lvl w:ilvl="0">
+      <w:start w:val="1"/>
+      <w:numFmt w:val="decimal"/>
+      <w:lvlText w:val="%1."/>
+      <w:lvlJc w:val="left"/>
+      <w:pPr>
+        <w:ind w:left="720" w:hanging="360"/>
+      </w:pPr>
+      <w:rPr>
+        <w:rFonts w:hint="default"/>
+      </w:rPr>
+    </w:lvl>
+    <w:lvl w:ilvl="1">
+      <w:start w:val="1"/>
+      <w:numFmt w:val="decimal"/>
+      <w:isLgl/>
+      <w:lvlText w:val="%1.%2."/>
+      <w:lvlJc w:val="left"/>
+      <w:pPr>
+        <w:ind w:left="1080" w:hanging="720"/>
+      </w:pPr>
+      <w:rPr>
+        <w:rFonts w:hint="default"/>
+      </w:rPr>
+    </w:lvl>
+    <w:lvl w:ilvl="2">
+      <w:start w:val="1"/>
+      <w:numFmt w:val="decimal"/>
+      <w:isLgl/>
+      <w:lvlText w:val="%1.%2.%3."/>
+      <w:lvlJc w:val="left"/>
+      <w:pPr>
+        <w:ind w:left="1080" w:hanging="720"/>
+      </w:pPr>
+      <w:rPr>
+        <w:rFonts w:hint="default"/>
+      </w:rPr>
+    </w:lvl>
+    <w:lvl w:ilvl="3">
+      <w:start w:val="1"/>
+      <w:numFmt w:val="decimal"/>
+      <w:isLgl/>
+      <w:lvlText w:val="%1.%2.%3.%4."/>
+      <w:lvlJc w:val="left"/>
+      <w:pPr>
+        <w:ind w:left="1440" w:hanging="1080"/>
+      </w:pPr>
+      <w:rPr>
+        <w:rFonts w:hint="default"/>
+      </w:rPr>
+    </w:lvl>
+    <w:lvl w:ilvl="4">
+      <w:start w:val="1"/>
+      <w:numFmt w:val="decimal"/>
+      <w:isLgl/>
+      <w:lvlText w:val="%1.%2.%3.%4.%5."/>
+      <w:lvlJc w:val="left"/>
+      <w:pPr>
+        <w:ind w:left="1440" w:hanging="1080"/>
+      </w:pPr>
+      <w:rPr>
+        <w:rFonts w:hint="default"/>
+      </w:rPr>
+    </w:lvl>
+    <w:lvl w:ilvl="5">
+      <w:start w:val="1"/>
+      <w:numFmt w:val="decimal"/>
+      <w:isLgl/>
+      <w:lvlText w:val="%1.%2.%3.%4.%5.%6."/>
+      <w:lvlJc w:val="left"/>
+      <w:pPr>
+        <w:ind w:left="1800" w:hanging="1440"/>
+      </w:pPr>
+      <w:rPr>
+        <w:rFonts w:hint="default"/>
+      </w:rPr>
+    </w:lvl>
+    <w:lvl w:ilvl="6">
+      <w:start w:val="1"/>
+      <w:numFmt w:val="decimal"/>
+      <w:isLgl/>
+      <w:lvlText w:val="%1.%2.%3.%4.%5.%6.%7."/>
+      <w:lvlJc w:val="left"/>
+      <w:pPr>
+        <w:ind w:left="1800" w:hanging="1440"/>
+      </w:pPr>
+      <w:rPr>
+        <w:rFonts w:hint="default"/>
+      </w:rPr>
+    </w:lvl>
+    <w:lvl w:ilvl="7">
+      <w:start w:val="1"/>
+      <w:numFmt w:val="decimal"/>
+      <w:isLgl/>
+      <w:lvlText w:val="%1.%2.%3.%4.%5.%6.%7.%8."/>
+      <w:lvlJc w:val="left"/>
+      <w:pPr>
+        <w:ind w:left="2160" w:hanging="1800"/>
+      </w:pPr>
+      <w:rPr>
+        <w:rFonts w:hint="default"/>
+      </w:rPr>
+    </w:lvl>
+    <w:lvl w:ilvl="8">
+      <w:start w:val="1"/>
+      <w:numFmt w:val="decimal"/>
+      <w:isLgl/>
+      <w:lvlText w:val="%1.%2.%3.%4.%5.%6.%7.%8.%9."/>
+      <w:lvlJc w:val="left"/>
+      <w:pPr>
+        <w:ind w:left="2160" w:hanging="1800"/>
+      </w:pPr>
+      <w:rPr>
+        <w:rFonts w:hint="default"/>
+      </w:rPr>
+    </w:lvl>
+  </w:abstractNum>
+  <w:abstractNum w:abstractNumId="1" w15:restartNumberingAfterBreak="0">
+    <w:nsid w:val="507C7710"/>
+    <w:multiLevelType w:val="multilevel"/>
+    <w:tmpl w:val="D3BA2168"/>
+    <w:lvl w:ilvl="0">
+      <w:start w:val="1"/>
+      <w:numFmt w:val="bullet"/>
+      <w:lvlText w:val=""/>
+      <w:lvlJc w:val="left"/>
+      <w:pPr>
+        <w:tabs>
+          <w:tab w:val="num" w:pos="720"/>
+        </w:tabs>
+        <w:ind w:left="720" w:hanging="360"/>
+      </w:pPr>
+      <w:rPr>
+        <w:rFonts w:ascii="Symbol" w:hAnsi="Symbol" w:hint="default"/>
+        <w:sz w:val="20"/>
+      </w:rPr>
+    </w:lvl>
+    <w:lvl w:ilvl="1" w:tentative="1">
+      <w:start w:val="1"/>
+      <w:numFmt w:val="bullet"/>
+      <w:lvlText w:val="o"/>
+      <w:lvlJc w:val="left"/>
+      <w:pPr>
+        <w:tabs>
+          <w:tab w:val="num" w:pos="1440"/>
+        </w:tabs>
+        <w:ind w:left="1440" w:hanging="360"/>
+      </w:pPr>
+      <w:rPr>
+        <w:rFonts w:ascii="Courier New" w:hAnsi="Courier New" w:hint="default"/>
+        <w:sz w:val="20"/>
+      </w:rPr>
+    </w:lvl>
+    <w:lvl w:ilvl="2" w:tentative="1">
+      <w:start w:val="1"/>
+      <w:numFmt w:val="bullet"/>
+      <w:lvlText w:val=""/>
+      <w:lvlJc w:val="left"/>
+      <w:pPr>
+        <w:tabs>
+          <w:tab w:val="num" w:pos="2160"/>
+        </w:tabs>
+        <w:ind w:left="2160" w:hanging="360"/>
+      </w:pPr>
+      <w:rPr>
+        <w:rFonts w:ascii="Wingdings" w:hAnsi="Wingdings" w:hint="default"/>
+        <w:sz w:val="20"/>
+      </w:rPr>
+    </w:lvl>
+    <w:lvl w:ilvl="3" w:tentative="1">
+      <w:start w:val="1"/>
+      <w:numFmt w:val="bullet"/>
+      <w:lvlText w:val=""/>
+      <w:lvlJc w:val="left"/>
+      <w:pPr>
+        <w:tabs>
+          <w:tab w:val="num" w:pos="2880"/>
+        </w:tabs>
+        <w:ind w:left="2880" w:hanging="360"/>
+      </w:pPr>
+      <w:rPr>
+        <w:rFonts w:ascii="Wingdings" w:hAnsi="Wingdings" w:hint="default"/>
+        <w:sz w:val="20"/>
+      </w:rPr>
+    </w:lvl>
+    <w:lvl w:ilvl="4" w:tentative="1">
+      <w:start w:val="1"/>
+      <w:numFmt w:val="bullet"/>
+      <w:lvlText w:val=""/>
+      <w:lvlJc w:val="left"/>
+      <w:pPr>
+        <w:tabs>
+          <w:tab w:val="num" w:pos="3600"/>
+        </w:tabs>
+        <w:ind w:left="3600" w:hanging="360"/>
+      </w:pPr>
+      <w:rPr>
+        <w:rFonts w:ascii="Wingdings" w:hAnsi="Wingdings" w:hint="default"/>
+        <w:sz w:val="20"/>
+      </w:rPr>
+    </w:lvl>
+    <w:lvl w:ilvl="5" w:tentative="1">
+      <w:start w:val="1"/>
+      <w:numFmt w:val="bullet"/>
+      <w:lvlText w:val=""/>
+      <w:lvlJc w:val="left"/>
+      <w:pPr>
+        <w:tabs>
+          <w:tab w:val="num" w:pos="4320"/>
+        </w:tabs>
+        <w:ind w:left="4320" w:hanging="360"/>
+      </w:pPr>
+      <w:rPr>
+        <w:rFonts w:ascii="Wingdings" w:hAnsi="Wingdings" w:hint="default"/>
+        <w:sz w:val="20"/>
+      </w:rPr>
+    </w:lvl>
+    <w:lvl w:ilvl="6" w:tentative="1">
+      <w:start w:val="1"/>
+      <w:numFmt w:val="bullet"/>
+      <w:lvlText w:val=""/>
+      <w:lvlJc w:val="left"/>
+      <w:pPr>
+        <w:tabs>
+          <w:tab w:val="num" w:pos="5040"/>
+        </w:tabs>
+        <w:ind w:left="5040" w:hanging="360"/>
+      </w:pPr>
+      <w:rPr>
+        <w:rFonts w:ascii="Wingdings" w:hAnsi="Wingdings" w:hint="default"/>
+        <w:sz w:val="20"/>
+      </w:rPr>
+    </w:lvl>
+    <w:lvl w:ilvl="7" w:tentative="1">
+      <w:start w:val="1"/>
+      <w:numFmt w:val="bullet"/>
+      <w:lvlText w:val=""/>
+      <w:lvlJc w:val="left"/>
+      <w:pPr>
+        <w:tabs>
+          <w:tab w:val="num" w:pos="5760"/>
+        </w:tabs>
+        <w:ind w:left="5760" w:hanging="360"/>
+      </w:pPr>
+      <w:rPr>
+        <w:rFonts w:ascii="Wingdings" w:hAnsi="Wingdings" w:hint="default"/>
+        <w:sz w:val="20"/>
+      </w:rPr>
+    </w:lvl>
+    <w:lvl w:ilvl="8" w:tentative="1">
+      <w:start w:val="1"/>
+      <w:numFmt w:val="bullet"/>
+      <w:lvlText w:val=""/>
+      <w:lvlJc w:val="left"/>
+      <w:pPr>
+        <w:tabs>
+          <w:tab w:val="num" w:pos="6480"/>
+        </w:tabs>
+        <w:ind w:left="6480" w:hanging="360"/>
+      </w:pPr>
+      <w:rPr>
+        <w:rFonts w:ascii="Wingdings" w:hAnsi="Wingdings" w:hint="default"/>
+        <w:sz w:val="20"/>
+      </w:rPr>
+    </w:lvl>
+  </w:abstractNum>
+  <w:abstractNum w:abstractNumId="2" w15:restartNumberingAfterBreak="0">
+    <w:nsid w:val="653E3868"/>
+    <w:multiLevelType w:val="multilevel"/>
+    <w:tmpl w:val="3B687A6E"/>
+    <w:lvl w:ilvl="0">
+      <w:start w:val="1"/>
+      <w:numFmt w:val="bullet"/>
+      <w:lvlText w:val=""/>
+      <w:lvlJc w:val="left"/>
+      <w:pPr>
+        <w:tabs>
+          <w:tab w:val="num" w:pos="720"/>
+        </w:tabs>
+        <w:ind w:left="720" w:hanging="360"/>
+      </w:pPr>
+      <w:rPr>
+        <w:rFonts w:ascii="Symbol" w:hAnsi="Symbol" w:hint="default"/>
+        <w:sz w:val="20"/>
+      </w:rPr>
+    </w:lvl>
+    <w:lvl w:ilvl="1" w:tentative="1">
+      <w:start w:val="1"/>
+      <w:numFmt w:val="bullet"/>
+      <w:lvlText w:val="o"/>
+      <w:lvlJc w:val="left"/>
+      <w:pPr>
+        <w:tabs>
+          <w:tab w:val="num" w:pos="1440"/>
+        </w:tabs>
+        <w:ind w:left="1440" w:hanging="360"/>
+      </w:pPr>
+      <w:rPr>
+        <w:rFonts w:ascii="Courier New" w:hAnsi="Courier New" w:hint="default"/>
+        <w:sz w:val="20"/>
+      </w:rPr>
+    </w:lvl>
+    <w:lvl w:ilvl="2" w:tentative="1">
+      <w:start w:val="1"/>
+      <w:numFmt w:val="bullet"/>
+      <w:lvlText w:val=""/>
+      <w:lvlJc w:val="left"/>
+      <w:pPr>
+        <w:tabs>
+          <w:tab w:val="num" w:pos="2160"/>
+        </w:tabs>
+        <w:ind w:left="2160" w:hanging="360"/>
+      </w:pPr>
+      <w:rPr>
+        <w:rFonts w:ascii="Wingdings" w:hAnsi="Wingdings" w:hint="default"/>
+        <w:sz w:val="20"/>
+      </w:rPr>
+    </w:lvl>
+    <w:lvl w:ilvl="3" w:tentative="1">
+      <w:start w:val="1"/>
+      <w:numFmt w:val="bullet"/>
+      <w:lvlText w:val=""/>
+      <w:lvlJc w:val="left"/>
+      <w:pPr>
+        <w:tabs>
+          <w:tab w:val="num" w:pos="2880"/>
+        </w:tabs>
+        <w:ind w:left="2880" w:hanging="360"/>
+      </w:pPr>
+      <w:rPr>
+        <w:rFonts w:ascii="Wingdings" w:hAnsi="Wingdings" w:hint="default"/>
+        <w:sz w:val="20"/>
+      </w:rPr>
+    </w:lvl>
+    <w:lvl w:ilvl="4" w:tentative="1">
+      <w:start w:val="1"/>
+      <w:numFmt w:val="bullet"/>
+      <w:lvlText w:val=""/>
+      <w:lvlJc w:val="left"/>
+      <w:pPr>
+        <w:tabs>
+          <w:tab w:val="num" w:pos="3600"/>
+        </w:tabs>
+        <w:ind w:left="3600" w:hanging="360"/>
+      </w:pPr>
+      <w:rPr>
+        <w:rFonts w:ascii="Wingdings" w:hAnsi="Wingdings" w:hint="default"/>
+        <w:sz w:val="20"/>
+      </w:rPr>
+    </w:lvl>
+    <w:lvl w:ilvl="5" w:tentative="1">
+      <w:start w:val="1"/>
+      <w:numFmt w:val="bullet"/>
+      <w:lvlText w:val=""/>
+      <w:lvlJc w:val="left"/>
+      <w:pPr>
+        <w:tabs>
+          <w:tab w:val="num" w:pos="4320"/>
+        </w:tabs>
+        <w:ind w:left="4320" w:hanging="360"/>
+      </w:pPr>
+      <w:rPr>
+        <w:rFonts w:ascii="Wingdings" w:hAnsi="Wingdings" w:hint="default"/>
+        <w:sz w:val="20"/>
+      </w:rPr>
+    </w:lvl>
+    <w:lvl w:ilvl="6" w:tentative="1">
+      <w:start w:val="1"/>
+      <w:numFmt w:val="bullet"/>
+      <w:lvlText w:val=""/>
+      <w:lvlJc w:val="left"/>
+      <w:pPr>
+        <w:tabs>
+          <w:tab w:val="num" w:pos="5040"/>
+        </w:tabs>
+        <w:ind w:left="5040" w:hanging="360"/>
+      </w:pPr>
+      <w:rPr>
+        <w:rFonts w:ascii="Wingdings" w:hAnsi="Wingdings" w:hint="default"/>
+        <w:sz w:val="20"/>
+      </w:rPr>
+    </w:lvl>
+    <w:lvl w:ilvl="7" w:tentative="1">
+      <w:start w:val="1"/>
+      <w:numFmt w:val="bullet"/>
+      <w:lvlText w:val=""/>
+      <w:lvlJc w:val="left"/>
+      <w:pPr>
+        <w:tabs>
+          <w:tab w:val="num" w:pos="5760"/>
+        </w:tabs>
+        <w:ind w:left="5760" w:hanging="360"/>
+      </w:pPr>
+      <w:rPr>
+        <w:rFonts w:ascii="Wingdings" w:hAnsi="Wingdings" w:hint="default"/>
+        <w:sz w:val="20"/>
+      </w:rPr>
+    </w:lvl>
+    <w:lvl w:ilvl="8" w:tentative="1">
+      <w:start w:val="1"/>
+      <w:numFmt w:val="bullet"/>
+      <w:lvlText w:val=""/>
+      <w:lvlJc w:val="left"/>
+      <w:pPr>
+        <w:tabs>
+          <w:tab w:val="num" w:pos="6480"/>
+        </w:tabs>
+        <w:ind w:left="6480" w:hanging="360"/>
+      </w:pPr>
+      <w:rPr>
+        <w:rFonts w:ascii="Wingdings" w:hAnsi="Wingdings" w:hint="default"/>
+        <w:sz w:val="20"/>
+      </w:rPr>
+    </w:lvl>
+  </w:abstractNum>
+  <w:num w:numId="1" w16cid:durableId="874847365">
+    <w:abstractNumId w:val="0"/>
+  </w:num>
+  <w:num w:numId="2" w16cid:durableId="558785437">
+    <w:abstractNumId w:val="2"/>
+  </w:num>
+  <w:num w:numId="3" w16cid:durableId="117450983">
+    <w:abstractNumId w:val="1"/>
+  </w:num>
+</w:numbering>
 </file>
 
 <file path=word/styles.xml><?xml version="1.0" encoding="utf-8"?>
